--- a/SoftRec analisys.docx
+++ b/SoftRec analisys.docx
@@ -655,6 +655,7 @@
         <w:rPr>
           <w:rFonts w:ascii="Aptos" w:hAnsi="Aptos"/>
           <w:color w:val="000000" w:themeColor="text1"/>
+          <w:lang w:val="ru-RU"/>
         </w:rPr>
       </w:pPr>
       <w:r>
@@ -749,14 +750,839 @@
           <w:rFonts w:ascii="Aptos" w:hAnsi="Aptos"/>
           <w:color w:val="000000" w:themeColor="text1"/>
         </w:rPr>
-        <w:t>7. Experimental Results</w:t>
+        <w:t>7</w:t>
+      </w:r>
+      <w:r>
+        <w:rPr>
+          <w:rFonts w:ascii="Aptos" w:hAnsi="Aptos"/>
+          <w:color w:val="000000" w:themeColor="text1"/>
+        </w:rPr>
+        <w:t xml:space="preserve">. </w:t>
+      </w:r>
+      <w:r>
+        <w:rPr>
+          <w:rFonts w:ascii="Aptos" w:hAnsi="Aptos"/>
+          <w:color w:val="000000" w:themeColor="text1"/>
+        </w:rPr>
+        <w:t>Evaluation</w:t>
+      </w:r>
+      <w:r>
+        <w:rPr>
+          <w:rFonts w:ascii="Aptos" w:hAnsi="Aptos"/>
+          <w:color w:val="000000" w:themeColor="text1"/>
+        </w:rPr>
+        <w:t xml:space="preserve"> metrics</w:t>
       </w:r>
     </w:p>
     <w:p>
       <w:pPr>
         <w:rPr>
           <w:rFonts w:ascii="Aptos" w:hAnsi="Aptos"/>
+        </w:rPr>
+      </w:pPr>
+      <w:r>
+        <w:rPr>
+          <w:rFonts w:ascii="Aptos" w:hAnsi="Aptos"/>
+          <w:b/>
+          <w:bCs/>
+        </w:rPr>
+        <w:t>MRR</w:t>
+      </w:r>
+      <w:r>
+        <w:rPr>
+          <w:rFonts w:ascii="Aptos" w:hAnsi="Aptos"/>
+        </w:rPr>
+        <w:t xml:space="preserve"> - </w:t>
+      </w:r>
+      <w:r>
+        <w:rPr>
+          <w:rFonts w:ascii="Aptos" w:hAnsi="Aptos"/>
+        </w:rPr>
+        <w:t>mean of reciprocal rank</w:t>
+      </w:r>
+      <w:r>
+        <w:rPr>
+          <w:rFonts w:ascii="Aptos" w:hAnsi="Aptos"/>
+        </w:rPr>
+        <w:t>s.</w:t>
+      </w:r>
+    </w:p>
+    <w:p>
+      <w:pPr>
+        <w:rPr>
+          <w:rFonts w:ascii="Aptos" w:hAnsi="Aptos"/>
+        </w:rPr>
+      </w:pPr>
+      <w:r>
+        <w:rPr>
+          <w:rFonts w:ascii="Aptos" w:hAnsi="Aptos"/>
+        </w:rPr>
+        <w:drawing>
+          <wp:inline distT="0" distB="0" distL="0" distR="0" wp14:anchorId="3C4794C1" wp14:editId="1EB0C8C6">
+            <wp:extent cx="1344601" cy="540000"/>
+            <wp:effectExtent l="0" t="0" r="8255" b="0"/>
+            <wp:docPr id="1" name="Рисунок 1"/>
+            <wp:cNvGraphicFramePr>
+              <a:graphicFrameLocks xmlns:a="http://schemas.openxmlformats.org/drawingml/2006/main" noChangeAspect="1"/>
+            </wp:cNvGraphicFramePr>
+            <a:graphic xmlns:a="http://schemas.openxmlformats.org/drawingml/2006/main">
+              <a:graphicData uri="http://schemas.openxmlformats.org/drawingml/2006/picture">
+                <pic:pic xmlns:pic="http://schemas.openxmlformats.org/drawingml/2006/picture">
+                  <pic:nvPicPr>
+                    <pic:cNvPr id="1" name=""/>
+                    <pic:cNvPicPr/>
+                  </pic:nvPicPr>
+                  <pic:blipFill>
+                    <a:blip r:embed="rId6"/>
+                    <a:stretch>
+                      <a:fillRect/>
+                    </a:stretch>
+                  </pic:blipFill>
+                  <pic:spPr>
+                    <a:xfrm>
+                      <a:off x="0" y="0"/>
+                      <a:ext cx="1344601" cy="540000"/>
+                    </a:xfrm>
+                    <a:prstGeom prst="rect">
+                      <a:avLst/>
+                    </a:prstGeom>
+                  </pic:spPr>
+                </pic:pic>
+              </a:graphicData>
+            </a:graphic>
+          </wp:inline>
+        </w:drawing>
+      </w:r>
+    </w:p>
+    <w:p>
+      <w:pPr>
+        <w:rPr>
+          <w:rFonts w:ascii="Aptos" w:hAnsi="Aptos"/>
+        </w:rPr>
+      </w:pPr>
+      <w:r>
+        <w:rPr>
+          <w:rFonts w:ascii="Aptos" w:hAnsi="Aptos"/>
+          <w:b/>
+          <w:bCs/>
+        </w:rPr>
+        <w:t>NDCG</w:t>
+      </w:r>
+      <w:r>
+        <w:rPr>
+          <w:rFonts w:ascii="Aptos" w:hAnsi="Aptos"/>
+        </w:rPr>
+        <w:t xml:space="preserve"> - </w:t>
+      </w:r>
+      <w:r>
+        <w:rPr>
+          <w:rFonts w:ascii="Aptos" w:hAnsi="Aptos"/>
+        </w:rPr>
+        <w:t>position-weighted ranking quality measure, emphasizing higher ranks.</w:t>
+      </w:r>
+    </w:p>
+    <w:p>
+      <w:pPr>
+        <w:rPr>
+          <w:rFonts w:ascii="Aptos" w:hAnsi="Aptos"/>
+        </w:rPr>
+      </w:pPr>
+      <w:r>
+        <w:rPr>
+          <w:rFonts w:ascii="Aptos" w:hAnsi="Aptos"/>
+        </w:rPr>
+        <w:drawing>
+          <wp:inline distT="0" distB="0" distL="0" distR="0" wp14:anchorId="1FCE82C0" wp14:editId="44256221">
+            <wp:extent cx="1971911" cy="540000"/>
+            <wp:effectExtent l="0" t="0" r="0" b="0"/>
+            <wp:docPr id="3" name="Рисунок 3"/>
+            <wp:cNvGraphicFramePr>
+              <a:graphicFrameLocks xmlns:a="http://schemas.openxmlformats.org/drawingml/2006/main" noChangeAspect="1"/>
+            </wp:cNvGraphicFramePr>
+            <a:graphic xmlns:a="http://schemas.openxmlformats.org/drawingml/2006/main">
+              <a:graphicData uri="http://schemas.openxmlformats.org/drawingml/2006/picture">
+                <pic:pic xmlns:pic="http://schemas.openxmlformats.org/drawingml/2006/picture">
+                  <pic:nvPicPr>
+                    <pic:cNvPr id="1" name=""/>
+                    <pic:cNvPicPr/>
+                  </pic:nvPicPr>
+                  <pic:blipFill>
+                    <a:blip r:embed="rId7"/>
+                    <a:stretch>
+                      <a:fillRect/>
+                    </a:stretch>
+                  </pic:blipFill>
+                  <pic:spPr>
+                    <a:xfrm>
+                      <a:off x="0" y="0"/>
+                      <a:ext cx="1971911" cy="540000"/>
+                    </a:xfrm>
+                    <a:prstGeom prst="rect">
+                      <a:avLst/>
+                    </a:prstGeom>
+                  </pic:spPr>
+                </pic:pic>
+              </a:graphicData>
+            </a:graphic>
+          </wp:inline>
+        </w:drawing>
+      </w:r>
+    </w:p>
+    <w:p>
+      <w:pPr>
+        <w:rPr>
+          <w:rFonts w:ascii="Aptos" w:hAnsi="Aptos"/>
+        </w:rPr>
+      </w:pPr>
+      <w:r>
+        <w:rPr>
+          <w:rFonts w:ascii="Aptos" w:hAnsi="Aptos"/>
+          <w:b/>
+          <w:bCs/>
+        </w:rPr>
+        <w:t>Recall</w:t>
+      </w:r>
+      <w:r>
+        <w:rPr>
+          <w:rFonts w:ascii="Aptos" w:hAnsi="Aptos"/>
+        </w:rPr>
+        <w:t xml:space="preserve"> </w:t>
+      </w:r>
+      <w:r>
+        <w:rPr>
+          <w:rFonts w:ascii="Aptos" w:hAnsi="Aptos"/>
+        </w:rPr>
+        <w:t>measures whether the true class appears within the top K predicted classes.</w:t>
+      </w:r>
+    </w:p>
+    <w:p>
+      <w:pPr>
+        <w:rPr>
+          <w:rFonts w:ascii="Aptos" w:hAnsi="Aptos"/>
+        </w:rPr>
+      </w:pPr>
+      <w:r>
+        <w:rPr>
+          <w:rFonts w:ascii="Aptos" w:hAnsi="Aptos"/>
+        </w:rPr>
+        <w:lastRenderedPageBreak/>
+        <w:drawing>
+          <wp:inline distT="0" distB="0" distL="0" distR="0" wp14:anchorId="5845BECA" wp14:editId="375CAD1E">
+            <wp:extent cx="2199999" cy="540000"/>
+            <wp:effectExtent l="0" t="0" r="0" b="0"/>
+            <wp:docPr id="2" name="Рисунок 2"/>
+            <wp:cNvGraphicFramePr>
+              <a:graphicFrameLocks xmlns:a="http://schemas.openxmlformats.org/drawingml/2006/main" noChangeAspect="1"/>
+            </wp:cNvGraphicFramePr>
+            <a:graphic xmlns:a="http://schemas.openxmlformats.org/drawingml/2006/main">
+              <a:graphicData uri="http://schemas.openxmlformats.org/drawingml/2006/picture">
+                <pic:pic xmlns:pic="http://schemas.openxmlformats.org/drawingml/2006/picture">
+                  <pic:nvPicPr>
+                    <pic:cNvPr id="1" name=""/>
+                    <pic:cNvPicPr/>
+                  </pic:nvPicPr>
+                  <pic:blipFill>
+                    <a:blip r:embed="rId8"/>
+                    <a:stretch>
+                      <a:fillRect/>
+                    </a:stretch>
+                  </pic:blipFill>
+                  <pic:spPr>
+                    <a:xfrm>
+                      <a:off x="0" y="0"/>
+                      <a:ext cx="2199999" cy="540000"/>
+                    </a:xfrm>
+                    <a:prstGeom prst="rect">
+                      <a:avLst/>
+                    </a:prstGeom>
+                  </pic:spPr>
+                </pic:pic>
+              </a:graphicData>
+            </a:graphic>
+          </wp:inline>
+        </w:drawing>
+      </w:r>
+    </w:p>
+    <w:p>
+      <w:pPr>
+        <w:pStyle w:val="21"/>
+        <w:rPr>
+          <w:rFonts w:ascii="Aptos" w:hAnsi="Aptos"/>
+          <w:color w:val="000000" w:themeColor="text1"/>
+        </w:rPr>
+      </w:pPr>
+      <w:r>
+        <w:rPr>
+          <w:rFonts w:ascii="Aptos" w:hAnsi="Aptos"/>
+          <w:color w:val="000000" w:themeColor="text1"/>
+        </w:rPr>
+        <w:t>8</w:t>
+      </w:r>
+      <w:r>
+        <w:rPr>
+          <w:rFonts w:ascii="Aptos" w:hAnsi="Aptos"/>
+          <w:color w:val="000000" w:themeColor="text1"/>
+        </w:rPr>
+        <w:t xml:space="preserve">. Experimental </w:t>
+      </w:r>
+      <w:r>
+        <w:rPr>
+          <w:rFonts w:ascii="Aptos" w:hAnsi="Aptos"/>
+          <w:color w:val="000000" w:themeColor="text1"/>
+        </w:rPr>
+        <w:t>Design</w:t>
+      </w:r>
+    </w:p>
+    <w:p>
+      <w:pPr>
+        <w:pStyle w:val="ae"/>
+        <w:numPr>
+          <w:ilvl w:val="0"/>
+          <w:numId w:val="15"/>
+        </w:numPr>
+        <w:rPr>
+          <w:rFonts w:ascii="Aptos" w:hAnsi="Aptos"/>
+        </w:rPr>
+      </w:pPr>
+      <w:r>
+        <w:rPr>
+          <w:rFonts w:ascii="Aptos" w:hAnsi="Aptos"/>
+        </w:rPr>
+        <w:t>Task: MNIST 10-class classification framed as ranking</w:t>
+      </w:r>
+    </w:p>
+    <w:p>
+      <w:pPr>
+        <w:pStyle w:val="ae"/>
+        <w:numPr>
+          <w:ilvl w:val="0"/>
+          <w:numId w:val="15"/>
+        </w:numPr>
+        <w:rPr>
+          <w:rFonts w:ascii="Aptos" w:hAnsi="Aptos"/>
+        </w:rPr>
+      </w:pPr>
+      <w:r>
+        <w:rPr>
+          <w:rFonts w:ascii="Aptos" w:hAnsi="Aptos"/>
+        </w:rPr>
+        <w:t xml:space="preserve">Model: Linear </w:t>
+      </w:r>
+      <w:proofErr w:type="spellStart"/>
+      <w:r>
+        <w:rPr>
+          <w:rFonts w:ascii="Aptos" w:hAnsi="Aptos"/>
+        </w:rPr>
+        <w:t>softmax</w:t>
+      </w:r>
+      <w:proofErr w:type="spellEnd"/>
+      <w:r>
+        <w:rPr>
+          <w:rFonts w:ascii="Aptos" w:hAnsi="Aptos"/>
+        </w:rPr>
+        <w:t xml:space="preserve"> regression </w:t>
+      </w:r>
+    </w:p>
+    <w:p>
+      <w:pPr>
+        <w:pStyle w:val="ae"/>
+        <w:numPr>
+          <w:ilvl w:val="0"/>
+          <w:numId w:val="15"/>
+        </w:numPr>
+        <w:rPr>
+          <w:rFonts w:ascii="Aptos" w:hAnsi="Aptos"/>
+        </w:rPr>
+      </w:pPr>
+      <w:r>
+        <w:rPr>
+          <w:rFonts w:ascii="Aptos" w:hAnsi="Aptos"/>
+        </w:rPr>
+        <w:t xml:space="preserve">Compared methods: </w:t>
+      </w:r>
+      <w:r>
+        <w:rPr>
+          <w:rFonts w:ascii="Aptos" w:hAnsi="Aptos"/>
+        </w:rPr>
+        <w:t xml:space="preserve">SoftMax </w:t>
+      </w:r>
+      <w:r>
+        <w:rPr>
+          <w:rFonts w:ascii="Aptos" w:hAnsi="Aptos"/>
+        </w:rPr>
+        <w:t xml:space="preserve">vs </w:t>
+      </w:r>
+      <w:proofErr w:type="spellStart"/>
+      <w:r>
+        <w:rPr>
+          <w:rFonts w:ascii="Aptos" w:hAnsi="Aptos"/>
+        </w:rPr>
+        <w:t>SoftRec</w:t>
+      </w:r>
+      <w:proofErr w:type="spellEnd"/>
+      <w:r>
+        <w:rPr>
+          <w:rFonts w:ascii="Aptos" w:hAnsi="Aptos"/>
+        </w:rPr>
+        <w:t xml:space="preserve"> </w:t>
+      </w:r>
+    </w:p>
+    <w:p>
+      <w:pPr>
+        <w:pStyle w:val="ae"/>
+        <w:numPr>
+          <w:ilvl w:val="0"/>
+          <w:numId w:val="15"/>
+        </w:numPr>
+        <w:rPr>
+          <w:rFonts w:ascii="Aptos" w:hAnsi="Aptos"/>
+        </w:rPr>
+      </w:pPr>
+      <w:r>
+        <w:rPr>
+          <w:rFonts w:ascii="Aptos" w:hAnsi="Aptos"/>
+        </w:rPr>
+        <w:t>Hyperparameter presets: A/B/C</w:t>
+      </w:r>
+    </w:p>
+    <w:p>
+      <w:pPr>
+        <w:pStyle w:val="ae"/>
+        <w:numPr>
+          <w:ilvl w:val="0"/>
+          <w:numId w:val="15"/>
+        </w:numPr>
+        <w:rPr>
+          <w:rFonts w:ascii="Aptos" w:hAnsi="Aptos"/>
+        </w:rPr>
+      </w:pPr>
+      <w:r>
+        <w:rPr>
+          <w:rFonts w:ascii="Aptos" w:hAnsi="Aptos"/>
+        </w:rPr>
+        <w:t>Selection metric: Validation MRR@5</w:t>
+      </w:r>
+      <w:r>
+        <w:rPr>
+          <w:rFonts w:ascii="Aptos" w:hAnsi="Aptos"/>
+        </w:rPr>
+        <w:t xml:space="preserve">, </w:t>
+      </w:r>
+      <w:r>
+        <w:rPr>
+          <w:rFonts w:ascii="Aptos" w:hAnsi="Aptos"/>
+        </w:rPr>
+        <w:t>NDCG</w:t>
+      </w:r>
+      <w:r>
+        <w:rPr>
+          <w:rFonts w:ascii="Aptos" w:hAnsi="Aptos"/>
+        </w:rPr>
+        <w:t>@5, Recall@5</w:t>
+      </w:r>
+    </w:p>
+    <w:p>
+      <w:pPr>
+        <w:pStyle w:val="ae"/>
+        <w:numPr>
+          <w:ilvl w:val="0"/>
+          <w:numId w:val="15"/>
+        </w:numPr>
+        <w:rPr>
+          <w:rFonts w:ascii="Aptos" w:hAnsi="Aptos"/>
+        </w:rPr>
+      </w:pPr>
+      <w:r>
+        <w:rPr>
+          <w:rFonts w:ascii="Aptos" w:hAnsi="Aptos"/>
+        </w:rPr>
+        <w:t>Final evaluation: Test MRR@5, NDCG@5, Recall@5</w:t>
+      </w:r>
+    </w:p>
+    <w:p>
+      <w:pPr>
+        <w:pStyle w:val="ae"/>
+        <w:numPr>
+          <w:ilvl w:val="0"/>
+          <w:numId w:val="15"/>
+        </w:numPr>
+        <w:rPr>
+          <w:rFonts w:ascii="Aptos" w:hAnsi="Aptos"/>
+        </w:rPr>
+      </w:pPr>
+      <w:r>
+        <w:rPr>
+          <w:rFonts w:ascii="Aptos" w:hAnsi="Aptos"/>
+        </w:rPr>
+        <w:t>Single-seed deterministic training</w:t>
+      </w:r>
+      <w:r>
+        <w:rPr>
+          <w:rFonts w:ascii="Aptos" w:hAnsi="Aptos"/>
+        </w:rPr>
+        <w:t xml:space="preserve"> (42)</w:t>
+      </w:r>
+    </w:p>
+    <w:p>
+      <w:pPr>
+        <w:pStyle w:val="21"/>
+        <w:rPr>
+          <w:rFonts w:ascii="Aptos" w:hAnsi="Aptos"/>
+          <w:color w:val="000000" w:themeColor="text1"/>
+        </w:rPr>
+      </w:pPr>
+      <w:r>
+        <w:rPr>
+          <w:rFonts w:ascii="Aptos" w:hAnsi="Aptos"/>
+          <w:color w:val="000000" w:themeColor="text1"/>
+        </w:rPr>
+        <w:t>9</w:t>
+      </w:r>
+      <w:r>
+        <w:rPr>
+          <w:rFonts w:ascii="Aptos" w:hAnsi="Aptos"/>
+          <w:color w:val="000000" w:themeColor="text1"/>
+        </w:rPr>
+        <w:t>. Experimental Results</w:t>
+      </w:r>
+    </w:p>
+    <w:p>
+      <w:pPr>
+        <w:rPr>
+          <w:rFonts w:ascii="Aptos" w:hAnsi="Aptos"/>
+        </w:rPr>
+      </w:pPr>
+      <w:r>
+        <w:rPr>
+          <w:rFonts w:ascii="Aptos" w:hAnsi="Aptos"/>
+        </w:rPr>
+        <w:t>Each preset table contains:</w:t>
+      </w:r>
+    </w:p>
+    <w:p>
+      <w:pPr>
+        <w:rPr>
+          <w:rFonts w:ascii="Aptos" w:hAnsi="Aptos"/>
+        </w:rPr>
+      </w:pPr>
+      <w:r>
+        <w:rPr>
+          <w:rFonts w:ascii="Aptos" w:hAnsi="Aptos"/>
+        </w:rPr>
+        <w:t>Columns:</w:t>
+      </w:r>
+    </w:p>
+    <w:p>
+      <w:pPr>
+        <w:numPr>
+          <w:ilvl w:val="0"/>
+          <w:numId w:val="11"/>
+        </w:numPr>
+        <w:rPr>
+          <w:rFonts w:ascii="Aptos" w:hAnsi="Aptos"/>
+        </w:rPr>
+      </w:pPr>
+      <w:r>
+        <w:rPr>
+          <w:rFonts w:ascii="Aptos" w:hAnsi="Aptos"/>
+        </w:rPr>
+        <w:t>Val MRR@5, Val NDCG@5, Val Recall@5</w:t>
+      </w:r>
+      <w:r>
+        <w:rPr>
+          <w:rFonts w:ascii="Aptos" w:hAnsi="Aptos"/>
+        </w:rPr>
+        <w:br/>
+        <w:t>→ Best validation metrics achieved during training.</w:t>
+      </w:r>
+    </w:p>
+    <w:p>
+      <w:pPr>
+        <w:numPr>
+          <w:ilvl w:val="0"/>
+          <w:numId w:val="11"/>
+        </w:numPr>
+        <w:rPr>
+          <w:rFonts w:ascii="Aptos" w:hAnsi="Aptos"/>
+        </w:rPr>
+      </w:pPr>
+      <w:r>
+        <w:rPr>
+          <w:rFonts w:ascii="Aptos" w:hAnsi="Aptos"/>
+        </w:rPr>
+        <w:t>Test MRR@5, Test NDCG@5, Test Recall@5</w:t>
+      </w:r>
+      <w:r>
+        <w:rPr>
+          <w:rFonts w:ascii="Aptos" w:hAnsi="Aptos"/>
+        </w:rPr>
+        <w:br/>
+        <w:t>→ Test performance of the validation-selected model.</w:t>
+      </w:r>
+    </w:p>
+    <w:p>
+      <w:pPr>
+        <w:rPr>
+          <w:rFonts w:ascii="Aptos" w:hAnsi="Aptos"/>
           <w:lang w:val="ru-RU"/>
+        </w:rPr>
+      </w:pPr>
+      <w:proofErr w:type="spellStart"/>
+      <w:r>
+        <w:rPr>
+          <w:rFonts w:ascii="Aptos" w:hAnsi="Aptos"/>
+          <w:lang w:val="ru-RU"/>
+        </w:rPr>
+        <w:t>Rows</w:t>
+      </w:r>
+      <w:proofErr w:type="spellEnd"/>
+      <w:r>
+        <w:rPr>
+          <w:rFonts w:ascii="Aptos" w:hAnsi="Aptos"/>
+          <w:lang w:val="ru-RU"/>
+        </w:rPr>
+        <w:t>:</w:t>
+      </w:r>
+    </w:p>
+    <w:p>
+      <w:pPr>
+        <w:pStyle w:val="a9"/>
+        <w:numPr>
+          <w:ilvl w:val="0"/>
+          <w:numId w:val="16"/>
+        </w:numPr>
+        <w:rPr>
+          <w:rFonts w:ascii="Aptos" w:hAnsi="Aptos"/>
+        </w:rPr>
+      </w:pPr>
+      <w:r>
+        <w:rPr>
+          <w:rFonts w:ascii="Aptos" w:hAnsi="Aptos"/>
+        </w:rPr>
+        <w:t>base = standard cross-entropy (one-hot targets)</w:t>
+      </w:r>
+    </w:p>
+    <w:p>
+      <w:pPr>
+        <w:pStyle w:val="a9"/>
+        <w:numPr>
+          <w:ilvl w:val="0"/>
+          <w:numId w:val="16"/>
+        </w:numPr>
+        <w:rPr>
+          <w:rFonts w:ascii="Aptos" w:hAnsi="Aptos"/>
+          <w:lang w:val="ru-RU"/>
+        </w:rPr>
+      </w:pPr>
+      <w:proofErr w:type="spellStart"/>
+      <w:r>
+        <w:rPr>
+          <w:rFonts w:ascii="Aptos" w:hAnsi="Aptos"/>
+          <w:lang w:val="ru-RU"/>
+        </w:rPr>
+        <w:t>ls</w:t>
+      </w:r>
+      <w:proofErr w:type="spellEnd"/>
+      <w:r>
+        <w:rPr>
+          <w:rFonts w:ascii="Aptos" w:hAnsi="Aptos"/>
+          <w:lang w:val="ru-RU"/>
+        </w:rPr>
+        <w:t xml:space="preserve"> = </w:t>
+      </w:r>
+      <w:proofErr w:type="spellStart"/>
+      <w:r>
+        <w:rPr>
+          <w:rFonts w:ascii="Aptos" w:hAnsi="Aptos"/>
+          <w:lang w:val="ru-RU"/>
+        </w:rPr>
+        <w:t>label</w:t>
+      </w:r>
+      <w:proofErr w:type="spellEnd"/>
+      <w:r>
+        <w:rPr>
+          <w:rFonts w:ascii="Aptos" w:hAnsi="Aptos"/>
+          <w:lang w:val="ru-RU"/>
+        </w:rPr>
+        <w:t xml:space="preserve"> </w:t>
+      </w:r>
+      <w:proofErr w:type="spellStart"/>
+      <w:r>
+        <w:rPr>
+          <w:rFonts w:ascii="Aptos" w:hAnsi="Aptos"/>
+          <w:lang w:val="ru-RU"/>
+        </w:rPr>
+        <w:t>smoothing</w:t>
+      </w:r>
+      <w:proofErr w:type="spellEnd"/>
+    </w:p>
+    <w:p>
+      <w:pPr>
+        <w:pStyle w:val="a9"/>
+        <w:numPr>
+          <w:ilvl w:val="0"/>
+          <w:numId w:val="16"/>
+        </w:numPr>
+        <w:rPr>
+          <w:rFonts w:ascii="Aptos" w:hAnsi="Aptos"/>
+        </w:rPr>
+      </w:pPr>
+      <w:r>
+        <w:rPr>
+          <w:rFonts w:ascii="Aptos" w:hAnsi="Aptos"/>
+        </w:rPr>
+        <w:t>pop+ = class prior-based soft target</w:t>
+      </w:r>
+    </w:p>
+    <w:p>
+      <w:pPr>
+        <w:pStyle w:val="a9"/>
+        <w:numPr>
+          <w:ilvl w:val="0"/>
+          <w:numId w:val="16"/>
+        </w:numPr>
+        <w:rPr>
+          <w:rFonts w:ascii="Aptos" w:hAnsi="Aptos"/>
+        </w:rPr>
+      </w:pPr>
+      <w:proofErr w:type="spellStart"/>
+      <w:r>
+        <w:rPr>
+          <w:rFonts w:ascii="Aptos" w:hAnsi="Aptos"/>
+        </w:rPr>
+        <w:t>csn</w:t>
+      </w:r>
+      <w:proofErr w:type="spellEnd"/>
+      <w:r>
+        <w:rPr>
+          <w:rFonts w:ascii="Aptos" w:hAnsi="Aptos"/>
+        </w:rPr>
+        <w:t xml:space="preserve"> = nearest neighbor-based soft target</w:t>
+      </w:r>
+    </w:p>
+    <w:p>
+      <w:pPr>
+        <w:pStyle w:val="a9"/>
+        <w:numPr>
+          <w:ilvl w:val="0"/>
+          <w:numId w:val="16"/>
+        </w:numPr>
+        <w:rPr>
+          <w:rFonts w:ascii="Aptos" w:hAnsi="Aptos"/>
+        </w:rPr>
+      </w:pPr>
+      <w:proofErr w:type="spellStart"/>
+      <w:r>
+        <w:rPr>
+          <w:rFonts w:ascii="Aptos" w:hAnsi="Aptos"/>
+        </w:rPr>
+        <w:t>skd</w:t>
+      </w:r>
+      <w:proofErr w:type="spellEnd"/>
+      <w:r>
+        <w:rPr>
+          <w:rFonts w:ascii="Aptos" w:hAnsi="Aptos"/>
+        </w:rPr>
+        <w:t xml:space="preserve"> = self-distillation (EMA teacher)</w:t>
+      </w:r>
+    </w:p>
+    <w:p>
+      <w:pPr>
+        <w:pStyle w:val="a9"/>
+        <w:numPr>
+          <w:ilvl w:val="0"/>
+          <w:numId w:val="16"/>
+        </w:numPr>
+        <w:rPr>
+          <w:rFonts w:ascii="Aptos" w:hAnsi="Aptos"/>
+          <w:lang w:val="ru-RU"/>
+        </w:rPr>
+      </w:pPr>
+      <w:proofErr w:type="spellStart"/>
+      <w:r>
+        <w:rPr>
+          <w:rFonts w:ascii="Aptos" w:hAnsi="Aptos"/>
+          <w:lang w:val="ru-RU"/>
+        </w:rPr>
+        <w:t>ckd</w:t>
+      </w:r>
+      <w:proofErr w:type="spellEnd"/>
+      <w:r>
+        <w:rPr>
+          <w:rFonts w:ascii="Aptos" w:hAnsi="Aptos"/>
+          <w:lang w:val="ru-RU"/>
+        </w:rPr>
+        <w:t xml:space="preserve"> = </w:t>
+      </w:r>
+      <w:proofErr w:type="spellStart"/>
+      <w:r>
+        <w:rPr>
+          <w:rFonts w:ascii="Aptos" w:hAnsi="Aptos"/>
+          <w:lang w:val="ru-RU"/>
+        </w:rPr>
+        <w:t>external</w:t>
+      </w:r>
+      <w:proofErr w:type="spellEnd"/>
+      <w:r>
+        <w:rPr>
+          <w:rFonts w:ascii="Aptos" w:hAnsi="Aptos"/>
+          <w:lang w:val="ru-RU"/>
+        </w:rPr>
+        <w:t xml:space="preserve"> </w:t>
+      </w:r>
+      <w:proofErr w:type="spellStart"/>
+      <w:r>
+        <w:rPr>
+          <w:rFonts w:ascii="Aptos" w:hAnsi="Aptos"/>
+          <w:lang w:val="ru-RU"/>
+        </w:rPr>
+        <w:t>teacher</w:t>
+      </w:r>
+      <w:proofErr w:type="spellEnd"/>
+      <w:r>
+        <w:rPr>
+          <w:rFonts w:ascii="Aptos" w:hAnsi="Aptos"/>
+          <w:lang w:val="ru-RU"/>
+        </w:rPr>
+        <w:t xml:space="preserve"> </w:t>
+      </w:r>
+      <w:proofErr w:type="spellStart"/>
+      <w:r>
+        <w:rPr>
+          <w:rFonts w:ascii="Aptos" w:hAnsi="Aptos"/>
+          <w:lang w:val="ru-RU"/>
+        </w:rPr>
+        <w:t>distillation</w:t>
+      </w:r>
+      <w:proofErr w:type="spellEnd"/>
+    </w:p>
+    <w:p>
+      <w:pPr>
+        <w:pStyle w:val="a9"/>
+        <w:ind w:left="720"/>
+        <w:rPr>
+          <w:rFonts w:ascii="Aptos" w:hAnsi="Aptos"/>
+          <w:lang w:val="ru-RU"/>
+        </w:rPr>
+      </w:pPr>
+    </w:p>
+    <w:p>
+      <w:pPr>
+        <w:rPr>
+          <w:rFonts w:ascii="Aptos" w:hAnsi="Aptos"/>
+        </w:rPr>
+      </w:pPr>
+      <w:r>
+        <w:rPr>
+          <w:rFonts w:ascii="Aptos" w:hAnsi="Aptos"/>
+        </w:rPr>
+        <w:t>All rows were trained under identical optimization settings within each preset.</w:t>
+      </w:r>
+    </w:p>
+    <w:p>
+      <w:pPr>
+        <w:rPr>
+          <w:rFonts w:ascii="Aptos" w:hAnsi="Aptos"/>
         </w:rPr>
       </w:pPr>
       <w:r>
@@ -2005,14 +2831,6 @@
         </w:tc>
       </w:tr>
     </w:tbl>
-    <w:p>
-      <w:pPr>
-        <w:rPr>
-          <w:rFonts w:ascii="Aptos" w:hAnsi="Aptos"/>
-          <w:lang w:val="ru-RU"/>
-        </w:rPr>
-      </w:pPr>
-    </w:p>
     <w:p>
       <w:pPr>
         <w:rPr>
@@ -4620,7 +5438,14 @@
           <w:rFonts w:ascii="Aptos" w:hAnsi="Aptos"/>
           <w:color w:val="000000" w:themeColor="text1"/>
         </w:rPr>
-        <w:t>8. Discussion</w:t>
+        <w:t>10</w:t>
+      </w:r>
+      <w:r>
+        <w:rPr>
+          <w:rFonts w:ascii="Aptos" w:hAnsi="Aptos"/>
+          <w:color w:val="000000" w:themeColor="text1"/>
+        </w:rPr>
+        <w:t>. Discussion</w:t>
       </w:r>
     </w:p>
     <w:p>
@@ -4904,6 +5729,841 @@
       </w:pPr>
       <w:rPr>
         <w:rFonts w:ascii="Symbol" w:hAnsi="Symbol" w:hint="default"/>
+      </w:rPr>
+    </w:lvl>
+  </w:abstractNum>
+  <w:abstractNum w:abstractNumId="9" w15:restartNumberingAfterBreak="0">
+    <w:nsid w:val="10E31AD1"/>
+    <w:multiLevelType w:val="hybridMultilevel"/>
+    <w:tmpl w:val="174C46CA"/>
+    <w:lvl w:ilvl="0" w:tplc="04190001">
+      <w:start w:val="1"/>
+      <w:numFmt w:val="bullet"/>
+      <w:lvlText w:val=""/>
+      <w:lvlJc w:val="left"/>
+      <w:pPr>
+        <w:ind w:left="720" w:hanging="360"/>
+      </w:pPr>
+      <w:rPr>
+        <w:rFonts w:ascii="Symbol" w:hAnsi="Symbol" w:hint="default"/>
+      </w:rPr>
+    </w:lvl>
+    <w:lvl w:ilvl="1" w:tplc="04190003" w:tentative="1">
+      <w:start w:val="1"/>
+      <w:numFmt w:val="bullet"/>
+      <w:lvlText w:val="o"/>
+      <w:lvlJc w:val="left"/>
+      <w:pPr>
+        <w:ind w:left="1440" w:hanging="360"/>
+      </w:pPr>
+      <w:rPr>
+        <w:rFonts w:ascii="Courier New" w:hAnsi="Courier New" w:cs="Courier New" w:hint="default"/>
+      </w:rPr>
+    </w:lvl>
+    <w:lvl w:ilvl="2" w:tplc="04190005" w:tentative="1">
+      <w:start w:val="1"/>
+      <w:numFmt w:val="bullet"/>
+      <w:lvlText w:val=""/>
+      <w:lvlJc w:val="left"/>
+      <w:pPr>
+        <w:ind w:left="2160" w:hanging="360"/>
+      </w:pPr>
+      <w:rPr>
+        <w:rFonts w:ascii="Wingdings" w:hAnsi="Wingdings" w:hint="default"/>
+      </w:rPr>
+    </w:lvl>
+    <w:lvl w:ilvl="3" w:tplc="04190001" w:tentative="1">
+      <w:start w:val="1"/>
+      <w:numFmt w:val="bullet"/>
+      <w:lvlText w:val=""/>
+      <w:lvlJc w:val="left"/>
+      <w:pPr>
+        <w:ind w:left="2880" w:hanging="360"/>
+      </w:pPr>
+      <w:rPr>
+        <w:rFonts w:ascii="Symbol" w:hAnsi="Symbol" w:hint="default"/>
+      </w:rPr>
+    </w:lvl>
+    <w:lvl w:ilvl="4" w:tplc="04190003" w:tentative="1">
+      <w:start w:val="1"/>
+      <w:numFmt w:val="bullet"/>
+      <w:lvlText w:val="o"/>
+      <w:lvlJc w:val="left"/>
+      <w:pPr>
+        <w:ind w:left="3600" w:hanging="360"/>
+      </w:pPr>
+      <w:rPr>
+        <w:rFonts w:ascii="Courier New" w:hAnsi="Courier New" w:cs="Courier New" w:hint="default"/>
+      </w:rPr>
+    </w:lvl>
+    <w:lvl w:ilvl="5" w:tplc="04190005" w:tentative="1">
+      <w:start w:val="1"/>
+      <w:numFmt w:val="bullet"/>
+      <w:lvlText w:val=""/>
+      <w:lvlJc w:val="left"/>
+      <w:pPr>
+        <w:ind w:left="4320" w:hanging="360"/>
+      </w:pPr>
+      <w:rPr>
+        <w:rFonts w:ascii="Wingdings" w:hAnsi="Wingdings" w:hint="default"/>
+      </w:rPr>
+    </w:lvl>
+    <w:lvl w:ilvl="6" w:tplc="04190001" w:tentative="1">
+      <w:start w:val="1"/>
+      <w:numFmt w:val="bullet"/>
+      <w:lvlText w:val=""/>
+      <w:lvlJc w:val="left"/>
+      <w:pPr>
+        <w:ind w:left="5040" w:hanging="360"/>
+      </w:pPr>
+      <w:rPr>
+        <w:rFonts w:ascii="Symbol" w:hAnsi="Symbol" w:hint="default"/>
+      </w:rPr>
+    </w:lvl>
+    <w:lvl w:ilvl="7" w:tplc="04190003" w:tentative="1">
+      <w:start w:val="1"/>
+      <w:numFmt w:val="bullet"/>
+      <w:lvlText w:val="o"/>
+      <w:lvlJc w:val="left"/>
+      <w:pPr>
+        <w:ind w:left="5760" w:hanging="360"/>
+      </w:pPr>
+      <w:rPr>
+        <w:rFonts w:ascii="Courier New" w:hAnsi="Courier New" w:cs="Courier New" w:hint="default"/>
+      </w:rPr>
+    </w:lvl>
+    <w:lvl w:ilvl="8" w:tplc="04190005" w:tentative="1">
+      <w:start w:val="1"/>
+      <w:numFmt w:val="bullet"/>
+      <w:lvlText w:val=""/>
+      <w:lvlJc w:val="left"/>
+      <w:pPr>
+        <w:ind w:left="6480" w:hanging="360"/>
+      </w:pPr>
+      <w:rPr>
+        <w:rFonts w:ascii="Wingdings" w:hAnsi="Wingdings" w:hint="default"/>
+      </w:rPr>
+    </w:lvl>
+  </w:abstractNum>
+  <w:abstractNum w:abstractNumId="10" w15:restartNumberingAfterBreak="0">
+    <w:nsid w:val="24B85F02"/>
+    <w:multiLevelType w:val="multilevel"/>
+    <w:tmpl w:val="5750FC3E"/>
+    <w:lvl w:ilvl="0">
+      <w:start w:val="1"/>
+      <w:numFmt w:val="bullet"/>
+      <w:lvlText w:val=""/>
+      <w:lvlJc w:val="left"/>
+      <w:pPr>
+        <w:tabs>
+          <w:tab w:val="num" w:pos="720"/>
+        </w:tabs>
+        <w:ind w:left="720" w:hanging="360"/>
+      </w:pPr>
+      <w:rPr>
+        <w:rFonts w:ascii="Symbol" w:hAnsi="Symbol" w:hint="default"/>
+        <w:sz w:val="20"/>
+      </w:rPr>
+    </w:lvl>
+    <w:lvl w:ilvl="1" w:tentative="1">
+      <w:start w:val="1"/>
+      <w:numFmt w:val="bullet"/>
+      <w:lvlText w:val="o"/>
+      <w:lvlJc w:val="left"/>
+      <w:pPr>
+        <w:tabs>
+          <w:tab w:val="num" w:pos="1440"/>
+        </w:tabs>
+        <w:ind w:left="1440" w:hanging="360"/>
+      </w:pPr>
+      <w:rPr>
+        <w:rFonts w:ascii="Courier New" w:hAnsi="Courier New" w:hint="default"/>
+        <w:sz w:val="20"/>
+      </w:rPr>
+    </w:lvl>
+    <w:lvl w:ilvl="2" w:tentative="1">
+      <w:start w:val="1"/>
+      <w:numFmt w:val="bullet"/>
+      <w:lvlText w:val=""/>
+      <w:lvlJc w:val="left"/>
+      <w:pPr>
+        <w:tabs>
+          <w:tab w:val="num" w:pos="2160"/>
+        </w:tabs>
+        <w:ind w:left="2160" w:hanging="360"/>
+      </w:pPr>
+      <w:rPr>
+        <w:rFonts w:ascii="Wingdings" w:hAnsi="Wingdings" w:hint="default"/>
+        <w:sz w:val="20"/>
+      </w:rPr>
+    </w:lvl>
+    <w:lvl w:ilvl="3" w:tentative="1">
+      <w:start w:val="1"/>
+      <w:numFmt w:val="bullet"/>
+      <w:lvlText w:val=""/>
+      <w:lvlJc w:val="left"/>
+      <w:pPr>
+        <w:tabs>
+          <w:tab w:val="num" w:pos="2880"/>
+        </w:tabs>
+        <w:ind w:left="2880" w:hanging="360"/>
+      </w:pPr>
+      <w:rPr>
+        <w:rFonts w:ascii="Wingdings" w:hAnsi="Wingdings" w:hint="default"/>
+        <w:sz w:val="20"/>
+      </w:rPr>
+    </w:lvl>
+    <w:lvl w:ilvl="4" w:tentative="1">
+      <w:start w:val="1"/>
+      <w:numFmt w:val="bullet"/>
+      <w:lvlText w:val=""/>
+      <w:lvlJc w:val="left"/>
+      <w:pPr>
+        <w:tabs>
+          <w:tab w:val="num" w:pos="3600"/>
+        </w:tabs>
+        <w:ind w:left="3600" w:hanging="360"/>
+      </w:pPr>
+      <w:rPr>
+        <w:rFonts w:ascii="Wingdings" w:hAnsi="Wingdings" w:hint="default"/>
+        <w:sz w:val="20"/>
+      </w:rPr>
+    </w:lvl>
+    <w:lvl w:ilvl="5" w:tentative="1">
+      <w:start w:val="1"/>
+      <w:numFmt w:val="bullet"/>
+      <w:lvlText w:val=""/>
+      <w:lvlJc w:val="left"/>
+      <w:pPr>
+        <w:tabs>
+          <w:tab w:val="num" w:pos="4320"/>
+        </w:tabs>
+        <w:ind w:left="4320" w:hanging="360"/>
+      </w:pPr>
+      <w:rPr>
+        <w:rFonts w:ascii="Wingdings" w:hAnsi="Wingdings" w:hint="default"/>
+        <w:sz w:val="20"/>
+      </w:rPr>
+    </w:lvl>
+    <w:lvl w:ilvl="6" w:tentative="1">
+      <w:start w:val="1"/>
+      <w:numFmt w:val="bullet"/>
+      <w:lvlText w:val=""/>
+      <w:lvlJc w:val="left"/>
+      <w:pPr>
+        <w:tabs>
+          <w:tab w:val="num" w:pos="5040"/>
+        </w:tabs>
+        <w:ind w:left="5040" w:hanging="360"/>
+      </w:pPr>
+      <w:rPr>
+        <w:rFonts w:ascii="Wingdings" w:hAnsi="Wingdings" w:hint="default"/>
+        <w:sz w:val="20"/>
+      </w:rPr>
+    </w:lvl>
+    <w:lvl w:ilvl="7" w:tentative="1">
+      <w:start w:val="1"/>
+      <w:numFmt w:val="bullet"/>
+      <w:lvlText w:val=""/>
+      <w:lvlJc w:val="left"/>
+      <w:pPr>
+        <w:tabs>
+          <w:tab w:val="num" w:pos="5760"/>
+        </w:tabs>
+        <w:ind w:left="5760" w:hanging="360"/>
+      </w:pPr>
+      <w:rPr>
+        <w:rFonts w:ascii="Wingdings" w:hAnsi="Wingdings" w:hint="default"/>
+        <w:sz w:val="20"/>
+      </w:rPr>
+    </w:lvl>
+    <w:lvl w:ilvl="8" w:tentative="1">
+      <w:start w:val="1"/>
+      <w:numFmt w:val="bullet"/>
+      <w:lvlText w:val=""/>
+      <w:lvlJc w:val="left"/>
+      <w:pPr>
+        <w:tabs>
+          <w:tab w:val="num" w:pos="6480"/>
+        </w:tabs>
+        <w:ind w:left="6480" w:hanging="360"/>
+      </w:pPr>
+      <w:rPr>
+        <w:rFonts w:ascii="Wingdings" w:hAnsi="Wingdings" w:hint="default"/>
+        <w:sz w:val="20"/>
+      </w:rPr>
+    </w:lvl>
+  </w:abstractNum>
+  <w:abstractNum w:abstractNumId="11" w15:restartNumberingAfterBreak="0">
+    <w:nsid w:val="2777284F"/>
+    <w:multiLevelType w:val="hybridMultilevel"/>
+    <w:tmpl w:val="1A7EB366"/>
+    <w:lvl w:ilvl="0" w:tplc="0419000F">
+      <w:start w:val="1"/>
+      <w:numFmt w:val="decimal"/>
+      <w:lvlText w:val="%1."/>
+      <w:lvlJc w:val="left"/>
+      <w:pPr>
+        <w:ind w:left="720" w:hanging="360"/>
+      </w:pPr>
+    </w:lvl>
+    <w:lvl w:ilvl="1" w:tplc="04190019" w:tentative="1">
+      <w:start w:val="1"/>
+      <w:numFmt w:val="lowerLetter"/>
+      <w:lvlText w:val="%2."/>
+      <w:lvlJc w:val="left"/>
+      <w:pPr>
+        <w:ind w:left="1440" w:hanging="360"/>
+      </w:pPr>
+    </w:lvl>
+    <w:lvl w:ilvl="2" w:tplc="0419001B" w:tentative="1">
+      <w:start w:val="1"/>
+      <w:numFmt w:val="lowerRoman"/>
+      <w:lvlText w:val="%3."/>
+      <w:lvlJc w:val="right"/>
+      <w:pPr>
+        <w:ind w:left="2160" w:hanging="180"/>
+      </w:pPr>
+    </w:lvl>
+    <w:lvl w:ilvl="3" w:tplc="0419000F" w:tentative="1">
+      <w:start w:val="1"/>
+      <w:numFmt w:val="decimal"/>
+      <w:lvlText w:val="%4."/>
+      <w:lvlJc w:val="left"/>
+      <w:pPr>
+        <w:ind w:left="2880" w:hanging="360"/>
+      </w:pPr>
+    </w:lvl>
+    <w:lvl w:ilvl="4" w:tplc="04190019" w:tentative="1">
+      <w:start w:val="1"/>
+      <w:numFmt w:val="lowerLetter"/>
+      <w:lvlText w:val="%5."/>
+      <w:lvlJc w:val="left"/>
+      <w:pPr>
+        <w:ind w:left="3600" w:hanging="360"/>
+      </w:pPr>
+    </w:lvl>
+    <w:lvl w:ilvl="5" w:tplc="0419001B" w:tentative="1">
+      <w:start w:val="1"/>
+      <w:numFmt w:val="lowerRoman"/>
+      <w:lvlText w:val="%6."/>
+      <w:lvlJc w:val="right"/>
+      <w:pPr>
+        <w:ind w:left="4320" w:hanging="180"/>
+      </w:pPr>
+    </w:lvl>
+    <w:lvl w:ilvl="6" w:tplc="0419000F" w:tentative="1">
+      <w:start w:val="1"/>
+      <w:numFmt w:val="decimal"/>
+      <w:lvlText w:val="%7."/>
+      <w:lvlJc w:val="left"/>
+      <w:pPr>
+        <w:ind w:left="5040" w:hanging="360"/>
+      </w:pPr>
+    </w:lvl>
+    <w:lvl w:ilvl="7" w:tplc="04190019" w:tentative="1">
+      <w:start w:val="1"/>
+      <w:numFmt w:val="lowerLetter"/>
+      <w:lvlText w:val="%8."/>
+      <w:lvlJc w:val="left"/>
+      <w:pPr>
+        <w:ind w:left="5760" w:hanging="360"/>
+      </w:pPr>
+    </w:lvl>
+    <w:lvl w:ilvl="8" w:tplc="0419001B" w:tentative="1">
+      <w:start w:val="1"/>
+      <w:numFmt w:val="lowerRoman"/>
+      <w:lvlText w:val="%9."/>
+      <w:lvlJc w:val="right"/>
+      <w:pPr>
+        <w:ind w:left="6480" w:hanging="180"/>
+      </w:pPr>
+    </w:lvl>
+  </w:abstractNum>
+  <w:abstractNum w:abstractNumId="12" w15:restartNumberingAfterBreak="0">
+    <w:nsid w:val="29A2714A"/>
+    <w:multiLevelType w:val="multilevel"/>
+    <w:tmpl w:val="F65E13E2"/>
+    <w:lvl w:ilvl="0">
+      <w:start w:val="1"/>
+      <w:numFmt w:val="bullet"/>
+      <w:lvlText w:val=""/>
+      <w:lvlJc w:val="left"/>
+      <w:pPr>
+        <w:tabs>
+          <w:tab w:val="num" w:pos="720"/>
+        </w:tabs>
+        <w:ind w:left="720" w:hanging="360"/>
+      </w:pPr>
+      <w:rPr>
+        <w:rFonts w:ascii="Symbol" w:hAnsi="Symbol" w:hint="default"/>
+        <w:sz w:val="20"/>
+      </w:rPr>
+    </w:lvl>
+    <w:lvl w:ilvl="1" w:tentative="1">
+      <w:start w:val="1"/>
+      <w:numFmt w:val="bullet"/>
+      <w:lvlText w:val="o"/>
+      <w:lvlJc w:val="left"/>
+      <w:pPr>
+        <w:tabs>
+          <w:tab w:val="num" w:pos="1440"/>
+        </w:tabs>
+        <w:ind w:left="1440" w:hanging="360"/>
+      </w:pPr>
+      <w:rPr>
+        <w:rFonts w:ascii="Courier New" w:hAnsi="Courier New" w:hint="default"/>
+        <w:sz w:val="20"/>
+      </w:rPr>
+    </w:lvl>
+    <w:lvl w:ilvl="2" w:tentative="1">
+      <w:start w:val="1"/>
+      <w:numFmt w:val="bullet"/>
+      <w:lvlText w:val=""/>
+      <w:lvlJc w:val="left"/>
+      <w:pPr>
+        <w:tabs>
+          <w:tab w:val="num" w:pos="2160"/>
+        </w:tabs>
+        <w:ind w:left="2160" w:hanging="360"/>
+      </w:pPr>
+      <w:rPr>
+        <w:rFonts w:ascii="Wingdings" w:hAnsi="Wingdings" w:hint="default"/>
+        <w:sz w:val="20"/>
+      </w:rPr>
+    </w:lvl>
+    <w:lvl w:ilvl="3" w:tentative="1">
+      <w:start w:val="1"/>
+      <w:numFmt w:val="bullet"/>
+      <w:lvlText w:val=""/>
+      <w:lvlJc w:val="left"/>
+      <w:pPr>
+        <w:tabs>
+          <w:tab w:val="num" w:pos="2880"/>
+        </w:tabs>
+        <w:ind w:left="2880" w:hanging="360"/>
+      </w:pPr>
+      <w:rPr>
+        <w:rFonts w:ascii="Wingdings" w:hAnsi="Wingdings" w:hint="default"/>
+        <w:sz w:val="20"/>
+      </w:rPr>
+    </w:lvl>
+    <w:lvl w:ilvl="4" w:tentative="1">
+      <w:start w:val="1"/>
+      <w:numFmt w:val="bullet"/>
+      <w:lvlText w:val=""/>
+      <w:lvlJc w:val="left"/>
+      <w:pPr>
+        <w:tabs>
+          <w:tab w:val="num" w:pos="3600"/>
+        </w:tabs>
+        <w:ind w:left="3600" w:hanging="360"/>
+      </w:pPr>
+      <w:rPr>
+        <w:rFonts w:ascii="Wingdings" w:hAnsi="Wingdings" w:hint="default"/>
+        <w:sz w:val="20"/>
+      </w:rPr>
+    </w:lvl>
+    <w:lvl w:ilvl="5" w:tentative="1">
+      <w:start w:val="1"/>
+      <w:numFmt w:val="bullet"/>
+      <w:lvlText w:val=""/>
+      <w:lvlJc w:val="left"/>
+      <w:pPr>
+        <w:tabs>
+          <w:tab w:val="num" w:pos="4320"/>
+        </w:tabs>
+        <w:ind w:left="4320" w:hanging="360"/>
+      </w:pPr>
+      <w:rPr>
+        <w:rFonts w:ascii="Wingdings" w:hAnsi="Wingdings" w:hint="default"/>
+        <w:sz w:val="20"/>
+      </w:rPr>
+    </w:lvl>
+    <w:lvl w:ilvl="6" w:tentative="1">
+      <w:start w:val="1"/>
+      <w:numFmt w:val="bullet"/>
+      <w:lvlText w:val=""/>
+      <w:lvlJc w:val="left"/>
+      <w:pPr>
+        <w:tabs>
+          <w:tab w:val="num" w:pos="5040"/>
+        </w:tabs>
+        <w:ind w:left="5040" w:hanging="360"/>
+      </w:pPr>
+      <w:rPr>
+        <w:rFonts w:ascii="Wingdings" w:hAnsi="Wingdings" w:hint="default"/>
+        <w:sz w:val="20"/>
+      </w:rPr>
+    </w:lvl>
+    <w:lvl w:ilvl="7" w:tentative="1">
+      <w:start w:val="1"/>
+      <w:numFmt w:val="bullet"/>
+      <w:lvlText w:val=""/>
+      <w:lvlJc w:val="left"/>
+      <w:pPr>
+        <w:tabs>
+          <w:tab w:val="num" w:pos="5760"/>
+        </w:tabs>
+        <w:ind w:left="5760" w:hanging="360"/>
+      </w:pPr>
+      <w:rPr>
+        <w:rFonts w:ascii="Wingdings" w:hAnsi="Wingdings" w:hint="default"/>
+        <w:sz w:val="20"/>
+      </w:rPr>
+    </w:lvl>
+    <w:lvl w:ilvl="8" w:tentative="1">
+      <w:start w:val="1"/>
+      <w:numFmt w:val="bullet"/>
+      <w:lvlText w:val=""/>
+      <w:lvlJc w:val="left"/>
+      <w:pPr>
+        <w:tabs>
+          <w:tab w:val="num" w:pos="6480"/>
+        </w:tabs>
+        <w:ind w:left="6480" w:hanging="360"/>
+      </w:pPr>
+      <w:rPr>
+        <w:rFonts w:ascii="Wingdings" w:hAnsi="Wingdings" w:hint="default"/>
+        <w:sz w:val="20"/>
+      </w:rPr>
+    </w:lvl>
+  </w:abstractNum>
+  <w:abstractNum w:abstractNumId="13" w15:restartNumberingAfterBreak="0">
+    <w:nsid w:val="648348E0"/>
+    <w:multiLevelType w:val="hybridMultilevel"/>
+    <w:tmpl w:val="B18AAE1C"/>
+    <w:lvl w:ilvl="0" w:tplc="332A2034">
+      <w:numFmt w:val="bullet"/>
+      <w:lvlText w:val=""/>
+      <w:lvlJc w:val="left"/>
+      <w:pPr>
+        <w:ind w:left="720" w:hanging="360"/>
+      </w:pPr>
+      <w:rPr>
+        <w:rFonts w:ascii="Aptos" w:eastAsiaTheme="minorEastAsia" w:hAnsi="Aptos" w:cstheme="minorBidi" w:hint="default"/>
+      </w:rPr>
+    </w:lvl>
+    <w:lvl w:ilvl="1" w:tplc="04190003" w:tentative="1">
+      <w:start w:val="1"/>
+      <w:numFmt w:val="bullet"/>
+      <w:lvlText w:val="o"/>
+      <w:lvlJc w:val="left"/>
+      <w:pPr>
+        <w:ind w:left="1440" w:hanging="360"/>
+      </w:pPr>
+      <w:rPr>
+        <w:rFonts w:ascii="Courier New" w:hAnsi="Courier New" w:cs="Courier New" w:hint="default"/>
+      </w:rPr>
+    </w:lvl>
+    <w:lvl w:ilvl="2" w:tplc="04190005" w:tentative="1">
+      <w:start w:val="1"/>
+      <w:numFmt w:val="bullet"/>
+      <w:lvlText w:val=""/>
+      <w:lvlJc w:val="left"/>
+      <w:pPr>
+        <w:ind w:left="2160" w:hanging="360"/>
+      </w:pPr>
+      <w:rPr>
+        <w:rFonts w:ascii="Wingdings" w:hAnsi="Wingdings" w:hint="default"/>
+      </w:rPr>
+    </w:lvl>
+    <w:lvl w:ilvl="3" w:tplc="04190001" w:tentative="1">
+      <w:start w:val="1"/>
+      <w:numFmt w:val="bullet"/>
+      <w:lvlText w:val=""/>
+      <w:lvlJc w:val="left"/>
+      <w:pPr>
+        <w:ind w:left="2880" w:hanging="360"/>
+      </w:pPr>
+      <w:rPr>
+        <w:rFonts w:ascii="Symbol" w:hAnsi="Symbol" w:hint="default"/>
+      </w:rPr>
+    </w:lvl>
+    <w:lvl w:ilvl="4" w:tplc="04190003" w:tentative="1">
+      <w:start w:val="1"/>
+      <w:numFmt w:val="bullet"/>
+      <w:lvlText w:val="o"/>
+      <w:lvlJc w:val="left"/>
+      <w:pPr>
+        <w:ind w:left="3600" w:hanging="360"/>
+      </w:pPr>
+      <w:rPr>
+        <w:rFonts w:ascii="Courier New" w:hAnsi="Courier New" w:cs="Courier New" w:hint="default"/>
+      </w:rPr>
+    </w:lvl>
+    <w:lvl w:ilvl="5" w:tplc="04190005" w:tentative="1">
+      <w:start w:val="1"/>
+      <w:numFmt w:val="bullet"/>
+      <w:lvlText w:val=""/>
+      <w:lvlJc w:val="left"/>
+      <w:pPr>
+        <w:ind w:left="4320" w:hanging="360"/>
+      </w:pPr>
+      <w:rPr>
+        <w:rFonts w:ascii="Wingdings" w:hAnsi="Wingdings" w:hint="default"/>
+      </w:rPr>
+    </w:lvl>
+    <w:lvl w:ilvl="6" w:tplc="04190001" w:tentative="1">
+      <w:start w:val="1"/>
+      <w:numFmt w:val="bullet"/>
+      <w:lvlText w:val=""/>
+      <w:lvlJc w:val="left"/>
+      <w:pPr>
+        <w:ind w:left="5040" w:hanging="360"/>
+      </w:pPr>
+      <w:rPr>
+        <w:rFonts w:ascii="Symbol" w:hAnsi="Symbol" w:hint="default"/>
+      </w:rPr>
+    </w:lvl>
+    <w:lvl w:ilvl="7" w:tplc="04190003" w:tentative="1">
+      <w:start w:val="1"/>
+      <w:numFmt w:val="bullet"/>
+      <w:lvlText w:val="o"/>
+      <w:lvlJc w:val="left"/>
+      <w:pPr>
+        <w:ind w:left="5760" w:hanging="360"/>
+      </w:pPr>
+      <w:rPr>
+        <w:rFonts w:ascii="Courier New" w:hAnsi="Courier New" w:cs="Courier New" w:hint="default"/>
+      </w:rPr>
+    </w:lvl>
+    <w:lvl w:ilvl="8" w:tplc="04190005" w:tentative="1">
+      <w:start w:val="1"/>
+      <w:numFmt w:val="bullet"/>
+      <w:lvlText w:val=""/>
+      <w:lvlJc w:val="left"/>
+      <w:pPr>
+        <w:ind w:left="6480" w:hanging="360"/>
+      </w:pPr>
+      <w:rPr>
+        <w:rFonts w:ascii="Wingdings" w:hAnsi="Wingdings" w:hint="default"/>
+      </w:rPr>
+    </w:lvl>
+  </w:abstractNum>
+  <w:abstractNum w:abstractNumId="14" w15:restartNumberingAfterBreak="0">
+    <w:nsid w:val="674A4081"/>
+    <w:multiLevelType w:val="hybridMultilevel"/>
+    <w:tmpl w:val="CFBCE4A6"/>
+    <w:lvl w:ilvl="0" w:tplc="04190001">
+      <w:start w:val="1"/>
+      <w:numFmt w:val="bullet"/>
+      <w:lvlText w:val=""/>
+      <w:lvlJc w:val="left"/>
+      <w:pPr>
+        <w:ind w:left="720" w:hanging="360"/>
+      </w:pPr>
+      <w:rPr>
+        <w:rFonts w:ascii="Symbol" w:hAnsi="Symbol" w:hint="default"/>
+      </w:rPr>
+    </w:lvl>
+    <w:lvl w:ilvl="1" w:tplc="FFFFFFFF" w:tentative="1">
+      <w:start w:val="1"/>
+      <w:numFmt w:val="bullet"/>
+      <w:lvlText w:val="o"/>
+      <w:lvlJc w:val="left"/>
+      <w:pPr>
+        <w:ind w:left="1440" w:hanging="360"/>
+      </w:pPr>
+      <w:rPr>
+        <w:rFonts w:ascii="Courier New" w:hAnsi="Courier New" w:cs="Courier New" w:hint="default"/>
+      </w:rPr>
+    </w:lvl>
+    <w:lvl w:ilvl="2" w:tplc="FFFFFFFF" w:tentative="1">
+      <w:start w:val="1"/>
+      <w:numFmt w:val="bullet"/>
+      <w:lvlText w:val=""/>
+      <w:lvlJc w:val="left"/>
+      <w:pPr>
+        <w:ind w:left="2160" w:hanging="360"/>
+      </w:pPr>
+      <w:rPr>
+        <w:rFonts w:ascii="Wingdings" w:hAnsi="Wingdings" w:hint="default"/>
+      </w:rPr>
+    </w:lvl>
+    <w:lvl w:ilvl="3" w:tplc="FFFFFFFF" w:tentative="1">
+      <w:start w:val="1"/>
+      <w:numFmt w:val="bullet"/>
+      <w:lvlText w:val=""/>
+      <w:lvlJc w:val="left"/>
+      <w:pPr>
+        <w:ind w:left="2880" w:hanging="360"/>
+      </w:pPr>
+      <w:rPr>
+        <w:rFonts w:ascii="Symbol" w:hAnsi="Symbol" w:hint="default"/>
+      </w:rPr>
+    </w:lvl>
+    <w:lvl w:ilvl="4" w:tplc="FFFFFFFF" w:tentative="1">
+      <w:start w:val="1"/>
+      <w:numFmt w:val="bullet"/>
+      <w:lvlText w:val="o"/>
+      <w:lvlJc w:val="left"/>
+      <w:pPr>
+        <w:ind w:left="3600" w:hanging="360"/>
+      </w:pPr>
+      <w:rPr>
+        <w:rFonts w:ascii="Courier New" w:hAnsi="Courier New" w:cs="Courier New" w:hint="default"/>
+      </w:rPr>
+    </w:lvl>
+    <w:lvl w:ilvl="5" w:tplc="FFFFFFFF" w:tentative="1">
+      <w:start w:val="1"/>
+      <w:numFmt w:val="bullet"/>
+      <w:lvlText w:val=""/>
+      <w:lvlJc w:val="left"/>
+      <w:pPr>
+        <w:ind w:left="4320" w:hanging="360"/>
+      </w:pPr>
+      <w:rPr>
+        <w:rFonts w:ascii="Wingdings" w:hAnsi="Wingdings" w:hint="default"/>
+      </w:rPr>
+    </w:lvl>
+    <w:lvl w:ilvl="6" w:tplc="FFFFFFFF" w:tentative="1">
+      <w:start w:val="1"/>
+      <w:numFmt w:val="bullet"/>
+      <w:lvlText w:val=""/>
+      <w:lvlJc w:val="left"/>
+      <w:pPr>
+        <w:ind w:left="5040" w:hanging="360"/>
+      </w:pPr>
+      <w:rPr>
+        <w:rFonts w:ascii="Symbol" w:hAnsi="Symbol" w:hint="default"/>
+      </w:rPr>
+    </w:lvl>
+    <w:lvl w:ilvl="7" w:tplc="FFFFFFFF" w:tentative="1">
+      <w:start w:val="1"/>
+      <w:numFmt w:val="bullet"/>
+      <w:lvlText w:val="o"/>
+      <w:lvlJc w:val="left"/>
+      <w:pPr>
+        <w:ind w:left="5760" w:hanging="360"/>
+      </w:pPr>
+      <w:rPr>
+        <w:rFonts w:ascii="Courier New" w:hAnsi="Courier New" w:cs="Courier New" w:hint="default"/>
+      </w:rPr>
+    </w:lvl>
+    <w:lvl w:ilvl="8" w:tplc="FFFFFFFF" w:tentative="1">
+      <w:start w:val="1"/>
+      <w:numFmt w:val="bullet"/>
+      <w:lvlText w:val=""/>
+      <w:lvlJc w:val="left"/>
+      <w:pPr>
+        <w:ind w:left="6480" w:hanging="360"/>
+      </w:pPr>
+      <w:rPr>
+        <w:rFonts w:ascii="Wingdings" w:hAnsi="Wingdings" w:hint="default"/>
+      </w:rPr>
+    </w:lvl>
+  </w:abstractNum>
+  <w:abstractNum w:abstractNumId="15" w15:restartNumberingAfterBreak="0">
+    <w:nsid w:val="7C396285"/>
+    <w:multiLevelType w:val="hybridMultilevel"/>
+    <w:tmpl w:val="B5C4A43C"/>
+    <w:lvl w:ilvl="0" w:tplc="04190001">
+      <w:start w:val="1"/>
+      <w:numFmt w:val="bullet"/>
+      <w:lvlText w:val=""/>
+      <w:lvlJc w:val="left"/>
+      <w:pPr>
+        <w:ind w:left="720" w:hanging="360"/>
+      </w:pPr>
+      <w:rPr>
+        <w:rFonts w:ascii="Symbol" w:hAnsi="Symbol" w:hint="default"/>
+      </w:rPr>
+    </w:lvl>
+    <w:lvl w:ilvl="1" w:tplc="04190003" w:tentative="1">
+      <w:start w:val="1"/>
+      <w:numFmt w:val="bullet"/>
+      <w:lvlText w:val="o"/>
+      <w:lvlJc w:val="left"/>
+      <w:pPr>
+        <w:ind w:left="1440" w:hanging="360"/>
+      </w:pPr>
+      <w:rPr>
+        <w:rFonts w:ascii="Courier New" w:hAnsi="Courier New" w:cs="Courier New" w:hint="default"/>
+      </w:rPr>
+    </w:lvl>
+    <w:lvl w:ilvl="2" w:tplc="04190005" w:tentative="1">
+      <w:start w:val="1"/>
+      <w:numFmt w:val="bullet"/>
+      <w:lvlText w:val=""/>
+      <w:lvlJc w:val="left"/>
+      <w:pPr>
+        <w:ind w:left="2160" w:hanging="360"/>
+      </w:pPr>
+      <w:rPr>
+        <w:rFonts w:ascii="Wingdings" w:hAnsi="Wingdings" w:hint="default"/>
+      </w:rPr>
+    </w:lvl>
+    <w:lvl w:ilvl="3" w:tplc="04190001" w:tentative="1">
+      <w:start w:val="1"/>
+      <w:numFmt w:val="bullet"/>
+      <w:lvlText w:val=""/>
+      <w:lvlJc w:val="left"/>
+      <w:pPr>
+        <w:ind w:left="2880" w:hanging="360"/>
+      </w:pPr>
+      <w:rPr>
+        <w:rFonts w:ascii="Symbol" w:hAnsi="Symbol" w:hint="default"/>
+      </w:rPr>
+    </w:lvl>
+    <w:lvl w:ilvl="4" w:tplc="04190003" w:tentative="1">
+      <w:start w:val="1"/>
+      <w:numFmt w:val="bullet"/>
+      <w:lvlText w:val="o"/>
+      <w:lvlJc w:val="left"/>
+      <w:pPr>
+        <w:ind w:left="3600" w:hanging="360"/>
+      </w:pPr>
+      <w:rPr>
+        <w:rFonts w:ascii="Courier New" w:hAnsi="Courier New" w:cs="Courier New" w:hint="default"/>
+      </w:rPr>
+    </w:lvl>
+    <w:lvl w:ilvl="5" w:tplc="04190005" w:tentative="1">
+      <w:start w:val="1"/>
+      <w:numFmt w:val="bullet"/>
+      <w:lvlText w:val=""/>
+      <w:lvlJc w:val="left"/>
+      <w:pPr>
+        <w:ind w:left="4320" w:hanging="360"/>
+      </w:pPr>
+      <w:rPr>
+        <w:rFonts w:ascii="Wingdings" w:hAnsi="Wingdings" w:hint="default"/>
+      </w:rPr>
+    </w:lvl>
+    <w:lvl w:ilvl="6" w:tplc="04190001" w:tentative="1">
+      <w:start w:val="1"/>
+      <w:numFmt w:val="bullet"/>
+      <w:lvlText w:val=""/>
+      <w:lvlJc w:val="left"/>
+      <w:pPr>
+        <w:ind w:left="5040" w:hanging="360"/>
+      </w:pPr>
+      <w:rPr>
+        <w:rFonts w:ascii="Symbol" w:hAnsi="Symbol" w:hint="default"/>
+      </w:rPr>
+    </w:lvl>
+    <w:lvl w:ilvl="7" w:tplc="04190003" w:tentative="1">
+      <w:start w:val="1"/>
+      <w:numFmt w:val="bullet"/>
+      <w:lvlText w:val="o"/>
+      <w:lvlJc w:val="left"/>
+      <w:pPr>
+        <w:ind w:left="5760" w:hanging="360"/>
+      </w:pPr>
+      <w:rPr>
+        <w:rFonts w:ascii="Courier New" w:hAnsi="Courier New" w:cs="Courier New" w:hint="default"/>
+      </w:rPr>
+    </w:lvl>
+    <w:lvl w:ilvl="8" w:tplc="04190005" w:tentative="1">
+      <w:start w:val="1"/>
+      <w:numFmt w:val="bullet"/>
+      <w:lvlText w:val=""/>
+      <w:lvlJc w:val="left"/>
+      <w:pPr>
+        <w:ind w:left="6480" w:hanging="360"/>
+      </w:pPr>
+      <w:rPr>
+        <w:rFonts w:ascii="Wingdings" w:hAnsi="Wingdings" w:hint="default"/>
       </w:rPr>
     </w:lvl>
   </w:abstractNum>
@@ -4933,6 +6593,27 @@
   </w:num>
   <w:num w:numId="9" w16cid:durableId="646669897">
     <w:abstractNumId w:val="0"/>
+  </w:num>
+  <w:num w:numId="10" w16cid:durableId="930042465">
+    <w:abstractNumId w:val="11"/>
+  </w:num>
+  <w:num w:numId="11" w16cid:durableId="1325429099">
+    <w:abstractNumId w:val="10"/>
+  </w:num>
+  <w:num w:numId="12" w16cid:durableId="191309957">
+    <w:abstractNumId w:val="12"/>
+  </w:num>
+  <w:num w:numId="13" w16cid:durableId="1578324407">
+    <w:abstractNumId w:val="9"/>
+  </w:num>
+  <w:num w:numId="14" w16cid:durableId="779376385">
+    <w:abstractNumId w:val="13"/>
+  </w:num>
+  <w:num w:numId="15" w16cid:durableId="1487817792">
+    <w:abstractNumId w:val="14"/>
+  </w:num>
+  <w:num w:numId="16" w16cid:durableId="355499599">
+    <w:abstractNumId w:val="15"/>
   </w:num>
 </w:numbering>
 </file>
